--- a/projects/TRD-EHR/paper1-trd-prediction/parts/supplement/02-m1-source-data-and-sampling.docx
+++ b/projects/TRD-EHR/paper1-trd-prediction/parts/supplement/02-m1-source-data-and-sampling.docx
@@ -40,7 +40,7 @@
         <w:pStyle w:val="BodyText"/>
       </w:pPr>
       <w:r>
-        <w:t xml:space="preserve">The extract was assembled as a case-enriched sample. All patients with a depression diagnosis on the problem list were retained, and a random sample of patients without that flag was added at an approximate 4:1 unflagged-to-flagged ratio; the remaining tables were then linked to the person table. The delivered extract included 501,718 patients: 100,420 (20.0%) with and 401,298 (80.0%) without a problem-list depression flag.</w:t>
+        <w:t xml:space="preserve">The extract was assembled as a case-enriched sample. All patients with a depression diagnosis on the problem list were retained, and a random sample of patients without that flag was added at an approximate 4:1 unflagged-to-flagged ratio; the remaining tables were then linked to the person table. The delivered extract included 501,718 patients: 100,420 (20.0%, 95% CI 19.9–20.1) with and 401,298 (80.0%, 95% CI 79.9–80.1) without a problem-list depression flag.</w:t>
       </w:r>
     </w:p>
     <w:p>
@@ -48,7 +48,7 @@
         <w:pStyle w:val="BodyText"/>
       </w:pPr>
       <w:r>
-        <w:t xml:space="preserve">Sampling used problem-list flags, whereas eligibility used encounter diagnoses. Of 42,579 eligible patients, 12,530 (29.4%) lacked the problem-list flag and entered through the randomly sampled group. The analytic cohort therefore does not enumerate all patients with depression in the health system. Its outcome and subgroup frequencies are sample descriptions, not population prevalence estimates. Both representations were evaluated in the same sampled patients.</w:t>
+        <w:t xml:space="preserve">Sampling used problem-list flags, whereas eligibility used encounter diagnoses. Of 42,579 eligible patients, 12,530 (29.4%, 95% CI 29.0–29.9) lacked the problem-list flag and entered through the randomly sampled group. The analytic cohort therefore does not enumerate all patients with depression in the health system. Its outcome and subgroup frequencies are sample descriptions, not population prevalence estimates. Both representations were evaluated in the same sampled patients.</w:t>
       </w:r>
     </w:p>
     <w:p>
@@ -279,14 +279,14 @@
     </w:lvl>
   </w:abstractNum>
   <w:abstractNum w:abstractNumId="990">
-    <w:nsid w:val="2c1ae401"/>
+    <w:nsid w:val="0000A990"/>
     <w:multiLevelType w:val="multilevel"/>
     <w:lvl w:ilvl="0">
       <w:numFmt w:val="bullet"/>
       <w:lvlText w:val=" "/>
       <w:lvlJc w:val="left"/>
       <w:pPr>
-        <w:ind w:left="720" w:hanging="480"/>
+        <w:ind w:left="720" w:hanging="360"/>
       </w:pPr>
     </w:lvl>
     <w:lvl w:ilvl="1">
@@ -294,7 +294,7 @@
       <w:lvlText w:val=" "/>
       <w:lvlJc w:val="left"/>
       <w:pPr>
-        <w:ind w:left="1440" w:hanging="480"/>
+        <w:ind w:left="1440" w:hanging="360"/>
       </w:pPr>
     </w:lvl>
     <w:lvl w:ilvl="2">
@@ -302,7 +302,7 @@
       <w:lvlText w:val=" "/>
       <w:lvlJc w:val="left"/>
       <w:pPr>
-        <w:ind w:left="2160" w:hanging="480"/>
+        <w:ind w:left="2160" w:hanging="360"/>
       </w:pPr>
     </w:lvl>
     <w:lvl w:ilvl="3">
@@ -310,7 +310,7 @@
       <w:lvlText w:val=" "/>
       <w:lvlJc w:val="left"/>
       <w:pPr>
-        <w:ind w:left="2880" w:hanging="480"/>
+        <w:ind w:left="2880" w:hanging="360"/>
       </w:pPr>
     </w:lvl>
     <w:lvl w:ilvl="4">
@@ -318,7 +318,7 @@
       <w:lvlText w:val=" "/>
       <w:lvlJc w:val="left"/>
       <w:pPr>
-        <w:ind w:left="3600" w:hanging="480"/>
+        <w:ind w:left="3600" w:hanging="360"/>
       </w:pPr>
     </w:lvl>
     <w:lvl w:ilvl="5">
@@ -326,7 +326,7 @@
       <w:lvlText w:val=" "/>
       <w:lvlJc w:val="left"/>
       <w:pPr>
-        <w:ind w:left="4320" w:hanging="480"/>
+        <w:ind w:left="4320" w:hanging="360"/>
       </w:pPr>
     </w:lvl>
     <w:lvl w:ilvl="6">
@@ -334,7 +334,7 @@
       <w:lvlText w:val=" "/>
       <w:lvlJc w:val="left"/>
       <w:pPr>
-        <w:ind w:left="5040" w:hanging="480"/>
+        <w:ind w:left="5040" w:hanging="360"/>
       </w:pPr>
     </w:lvl>
     <w:lvl w:ilvl="7">
@@ -342,7 +342,7 @@
       <w:lvlText w:val=" "/>
       <w:lvlJc w:val="left"/>
       <w:pPr>
-        <w:ind w:left="5760" w:hanging="480"/>
+        <w:ind w:left="5760" w:hanging="360"/>
       </w:pPr>
     </w:lvl>
     <w:lvl w:ilvl="8">
@@ -350,7 +350,7 @@
       <w:lvlText w:val=" "/>
       <w:lvlJc w:val="left"/>
       <w:pPr>
-        <w:ind w:left="6480" w:hanging="480"/>
+        <w:ind w:left="6480" w:hanging="360"/>
       </w:pPr>
     </w:lvl>
   </w:abstractNum>
@@ -1101,8 +1101,8 @@
     <w:name w:val="KeywordTok"/>
     <w:basedOn w:val="VerbatimChar"/>
     <w:rPr>
+      <w:b/>
       <w:color w:val="007020"/>
-      <w:b/>
     </w:rPr>
   </w:style>
   <w:style w:type="character" w:customStyle="1" w:styleId="DataTypeTok">
@@ -1178,40 +1178,43 @@
   <w:style w:type="character" w:customStyle="1" w:styleId="ImportTok">
     <w:name w:val="ImportTok"/>
     <w:basedOn w:val="VerbatimChar"/>
-    <w:rPr/>
+    <w:rPr>
+      <w:b/>
+      <w:color w:val="008000"/>
+    </w:rPr>
   </w:style>
   <w:style w:type="character" w:customStyle="1" w:styleId="CommentTok">
     <w:name w:val="CommentTok"/>
     <w:basedOn w:val="VerbatimChar"/>
     <w:rPr>
+      <w:i/>
       <w:color w:val="60a0b0"/>
-      <w:i/>
     </w:rPr>
   </w:style>
   <w:style w:type="character" w:customStyle="1" w:styleId="DocumentationTok">
     <w:name w:val="DocumentationTok"/>
     <w:basedOn w:val="VerbatimChar"/>
     <w:rPr>
+      <w:i/>
       <w:color w:val="ba2121"/>
-      <w:i/>
     </w:rPr>
   </w:style>
   <w:style w:type="character" w:customStyle="1" w:styleId="AnnotationTok">
     <w:name w:val="AnnotationTok"/>
     <w:basedOn w:val="VerbatimChar"/>
     <w:rPr>
+      <w:b/>
+      <w:i/>
       <w:color w:val="60a0b0"/>
-      <w:b/>
-      <w:i/>
     </w:rPr>
   </w:style>
   <w:style w:type="character" w:customStyle="1" w:styleId="CommentVarTok">
     <w:name w:val="CommentVarTok"/>
     <w:basedOn w:val="VerbatimChar"/>
     <w:rPr>
+      <w:b/>
+      <w:i/>
       <w:color w:val="60a0b0"/>
-      <w:b/>
-      <w:i/>
     </w:rPr>
   </w:style>
   <w:style w:type="character" w:customStyle="1" w:styleId="OtherTok">
@@ -1239,8 +1242,8 @@
     <w:name w:val="ControlFlowTok"/>
     <w:basedOn w:val="VerbatimChar"/>
     <w:rPr>
+      <w:b/>
       <w:color w:val="007020"/>
-      <w:b/>
     </w:rPr>
   </w:style>
   <w:style w:type="character" w:customStyle="1" w:styleId="OperatorTok">
@@ -1253,7 +1256,9 @@
   <w:style w:type="character" w:customStyle="1" w:styleId="BuiltInTok">
     <w:name w:val="BuiltInTok"/>
     <w:basedOn w:val="VerbatimChar"/>
-    <w:rPr/>
+    <w:rPr>
+      <w:color w:val="008000"/>
+    </w:rPr>
   </w:style>
   <w:style w:type="character" w:customStyle="1" w:styleId="ExtensionTok">
     <w:name w:val="ExtensionTok"/>
@@ -1283,34 +1288,34 @@
     <w:name w:val="InformationTok"/>
     <w:basedOn w:val="VerbatimChar"/>
     <w:rPr>
+      <w:b/>
+      <w:i/>
       <w:color w:val="60a0b0"/>
-      <w:b/>
-      <w:i/>
     </w:rPr>
   </w:style>
   <w:style w:type="character" w:customStyle="1" w:styleId="WarningTok">
     <w:name w:val="WarningTok"/>
     <w:basedOn w:val="VerbatimChar"/>
     <w:rPr>
+      <w:b/>
+      <w:i/>
       <w:color w:val="60a0b0"/>
-      <w:b/>
-      <w:i/>
     </w:rPr>
   </w:style>
   <w:style w:type="character" w:customStyle="1" w:styleId="AlertTok">
     <w:name w:val="AlertTok"/>
     <w:basedOn w:val="VerbatimChar"/>
     <w:rPr>
+      <w:b/>
       <w:color w:val="ff0000"/>
-      <w:b/>
     </w:rPr>
   </w:style>
   <w:style w:type="character" w:customStyle="1" w:styleId="ErrorTok">
     <w:name w:val="ErrorTok"/>
     <w:basedOn w:val="VerbatimChar"/>
     <w:rPr>
+      <w:b/>
       <w:color w:val="ff0000"/>
-      <w:b/>
     </w:rPr>
   </w:style>
   <w:style w:type="character" w:customStyle="1" w:styleId="NormalTok">
